--- a/TEXTOS WEB MATERIAL DEPORTIVO.docx
+++ b/TEXTOS WEB MATERIAL DEPORTIVO.docx
@@ -7,24 +7,29 @@
         <w:rPr>
           <w:b/>
           <w:bCs/>
+          <w:lang w:val="pt-PT"/>
         </w:rPr>
       </w:pPr>
       <w:r>
         <w:rPr>
           <w:b/>
           <w:bCs/>
+          <w:lang w:val="pt-PT"/>
         </w:rPr>
         <w:t>TEXTOS WEB MATERIAL DEPORTIVO</w:t>
       </w:r>
     </w:p>
     <w:p>
-      <w:proofErr w:type="spellStart"/>
-      <w:r>
-        <w:t>Intro</w:t>
-      </w:r>
-      <w:proofErr w:type="spellEnd"/>
-      <w:r>
-        <w:t>:</w:t>
+      <w:pPr>
+        <w:rPr>
+          <w:lang w:val="pt-PT"/>
+        </w:rPr>
+      </w:pPr>
+      <w:r>
+        <w:rPr>
+          <w:lang w:val="pt-PT"/>
+        </w:rPr>
+        <w:t>Intro:</w:t>
       </w:r>
     </w:p>
     <w:p>
@@ -403,6 +408,9 @@
     </w:p>
     <w:p>
       <w:r>
+        <w:rPr>
+          <w:noProof/>
+        </w:rPr>
         <w:drawing>
           <wp:inline distT="0" distB="0" distL="0" distR="0" wp14:anchorId="4EB10F6F" wp14:editId="7A91599F">
             <wp:extent cx="5400040" cy="4695825"/>
@@ -463,7 +471,7 @@
       <w:hyperlink r:id="rId5" w:tgtFrame="_blank" w:history="1">
         <w:r>
           <w:rPr>
-            <w:rStyle w:val="Hipervnculo"/>
+            <w:rStyle w:val="Lienhypertexte"/>
             <w:b/>
             <w:bCs/>
           </w:rPr>
@@ -942,11 +950,11 @@
     <w:name w:val="Normal"/>
     <w:qFormat/>
   </w:style>
-  <w:style w:type="paragraph" w:styleId="Ttulo1">
+  <w:style w:type="paragraph" w:styleId="Titre1">
     <w:name w:val="heading 1"/>
     <w:basedOn w:val="Normal"/>
     <w:next w:val="Normal"/>
-    <w:link w:val="Ttulo1Car"/>
+    <w:link w:val="Titre1Car"/>
     <w:uiPriority w:val="9"/>
     <w:qFormat/>
     <w:rsid w:val="00737BC2"/>
@@ -963,11 +971,11 @@
       <w:szCs w:val="40"/>
     </w:rPr>
   </w:style>
-  <w:style w:type="paragraph" w:styleId="Ttulo2">
+  <w:style w:type="paragraph" w:styleId="Titre2">
     <w:name w:val="heading 2"/>
     <w:basedOn w:val="Normal"/>
     <w:next w:val="Normal"/>
-    <w:link w:val="Ttulo2Car"/>
+    <w:link w:val="Titre2Car"/>
     <w:uiPriority w:val="9"/>
     <w:semiHidden/>
     <w:unhideWhenUsed/>
@@ -986,11 +994,11 @@
       <w:szCs w:val="32"/>
     </w:rPr>
   </w:style>
-  <w:style w:type="paragraph" w:styleId="Ttulo3">
+  <w:style w:type="paragraph" w:styleId="Titre3">
     <w:name w:val="heading 3"/>
     <w:basedOn w:val="Normal"/>
     <w:next w:val="Normal"/>
-    <w:link w:val="Ttulo3Car"/>
+    <w:link w:val="Titre3Car"/>
     <w:uiPriority w:val="9"/>
     <w:semiHidden/>
     <w:unhideWhenUsed/>
@@ -1009,11 +1017,11 @@
       <w:szCs w:val="28"/>
     </w:rPr>
   </w:style>
-  <w:style w:type="paragraph" w:styleId="Ttulo4">
+  <w:style w:type="paragraph" w:styleId="Titre4">
     <w:name w:val="heading 4"/>
     <w:basedOn w:val="Normal"/>
     <w:next w:val="Normal"/>
-    <w:link w:val="Ttulo4Car"/>
+    <w:link w:val="Titre4Car"/>
     <w:uiPriority w:val="9"/>
     <w:semiHidden/>
     <w:unhideWhenUsed/>
@@ -1032,11 +1040,11 @@
       <w:color w:val="0F4761" w:themeColor="accent1" w:themeShade="BF"/>
     </w:rPr>
   </w:style>
-  <w:style w:type="paragraph" w:styleId="Ttulo5">
+  <w:style w:type="paragraph" w:styleId="Titre5">
     <w:name w:val="heading 5"/>
     <w:basedOn w:val="Normal"/>
     <w:next w:val="Normal"/>
-    <w:link w:val="Ttulo5Car"/>
+    <w:link w:val="Titre5Car"/>
     <w:uiPriority w:val="9"/>
     <w:semiHidden/>
     <w:unhideWhenUsed/>
@@ -1053,11 +1061,11 @@
       <w:color w:val="0F4761" w:themeColor="accent1" w:themeShade="BF"/>
     </w:rPr>
   </w:style>
-  <w:style w:type="paragraph" w:styleId="Ttulo6">
+  <w:style w:type="paragraph" w:styleId="Titre6">
     <w:name w:val="heading 6"/>
     <w:basedOn w:val="Normal"/>
     <w:next w:val="Normal"/>
-    <w:link w:val="Ttulo6Car"/>
+    <w:link w:val="Titre6Car"/>
     <w:uiPriority w:val="9"/>
     <w:semiHidden/>
     <w:unhideWhenUsed/>
@@ -1076,11 +1084,11 @@
       <w:color w:val="595959" w:themeColor="text1" w:themeTint="A6"/>
     </w:rPr>
   </w:style>
-  <w:style w:type="paragraph" w:styleId="Ttulo7">
+  <w:style w:type="paragraph" w:styleId="Titre7">
     <w:name w:val="heading 7"/>
     <w:basedOn w:val="Normal"/>
     <w:next w:val="Normal"/>
-    <w:link w:val="Ttulo7Car"/>
+    <w:link w:val="Titre7Car"/>
     <w:uiPriority w:val="9"/>
     <w:semiHidden/>
     <w:unhideWhenUsed/>
@@ -1097,11 +1105,11 @@
       <w:color w:val="595959" w:themeColor="text1" w:themeTint="A6"/>
     </w:rPr>
   </w:style>
-  <w:style w:type="paragraph" w:styleId="Ttulo8">
+  <w:style w:type="paragraph" w:styleId="Titre8">
     <w:name w:val="heading 8"/>
     <w:basedOn w:val="Normal"/>
     <w:next w:val="Normal"/>
-    <w:link w:val="Ttulo8Car"/>
+    <w:link w:val="Titre8Car"/>
     <w:uiPriority w:val="9"/>
     <w:semiHidden/>
     <w:unhideWhenUsed/>
@@ -1120,11 +1128,11 @@
       <w:color w:val="272727" w:themeColor="text1" w:themeTint="D8"/>
     </w:rPr>
   </w:style>
-  <w:style w:type="paragraph" w:styleId="Ttulo9">
+  <w:style w:type="paragraph" w:styleId="Titre9">
     <w:name w:val="heading 9"/>
     <w:basedOn w:val="Normal"/>
     <w:next w:val="Normal"/>
-    <w:link w:val="Ttulo9Car"/>
+    <w:link w:val="Titre9Car"/>
     <w:uiPriority w:val="9"/>
     <w:semiHidden/>
     <w:unhideWhenUsed/>
@@ -1141,12 +1149,13 @@
       <w:color w:val="272727" w:themeColor="text1" w:themeTint="D8"/>
     </w:rPr>
   </w:style>
-  <w:style w:type="character" w:default="1" w:styleId="Fuentedeprrafopredeter">
+  <w:style w:type="character" w:default="1" w:styleId="Policepardfaut">
     <w:name w:val="Default Paragraph Font"/>
     <w:uiPriority w:val="1"/>
+    <w:semiHidden/>
     <w:unhideWhenUsed/>
   </w:style>
-  <w:style w:type="table" w:default="1" w:styleId="Tablanormal">
+  <w:style w:type="table" w:default="1" w:styleId="TableauNormal">
     <w:name w:val="Normal Table"/>
     <w:uiPriority w:val="99"/>
     <w:semiHidden/>
@@ -1161,16 +1170,16 @@
       </w:tblCellMar>
     </w:tblPr>
   </w:style>
-  <w:style w:type="numbering" w:default="1" w:styleId="Sinlista">
+  <w:style w:type="numbering" w:default="1" w:styleId="Aucuneliste">
     <w:name w:val="No List"/>
     <w:uiPriority w:val="99"/>
     <w:semiHidden/>
     <w:unhideWhenUsed/>
   </w:style>
-  <w:style w:type="character" w:customStyle="1" w:styleId="Ttulo1Car">
-    <w:name w:val="Título 1 Car"/>
-    <w:basedOn w:val="Fuentedeprrafopredeter"/>
-    <w:link w:val="Ttulo1"/>
+  <w:style w:type="character" w:customStyle="1" w:styleId="Titre1Car">
+    <w:name w:val="Titre 1 Car"/>
+    <w:basedOn w:val="Policepardfaut"/>
+    <w:link w:val="Titre1"/>
     <w:uiPriority w:val="9"/>
     <w:rsid w:val="00737BC2"/>
     <w:rPr>
@@ -1180,10 +1189,10 @@
       <w:szCs w:val="40"/>
     </w:rPr>
   </w:style>
-  <w:style w:type="character" w:customStyle="1" w:styleId="Ttulo2Car">
-    <w:name w:val="Título 2 Car"/>
-    <w:basedOn w:val="Fuentedeprrafopredeter"/>
-    <w:link w:val="Ttulo2"/>
+  <w:style w:type="character" w:customStyle="1" w:styleId="Titre2Car">
+    <w:name w:val="Titre 2 Car"/>
+    <w:basedOn w:val="Policepardfaut"/>
+    <w:link w:val="Titre2"/>
     <w:uiPriority w:val="9"/>
     <w:semiHidden/>
     <w:rsid w:val="00737BC2"/>
@@ -1194,10 +1203,10 @@
       <w:szCs w:val="32"/>
     </w:rPr>
   </w:style>
-  <w:style w:type="character" w:customStyle="1" w:styleId="Ttulo3Car">
-    <w:name w:val="Título 3 Car"/>
-    <w:basedOn w:val="Fuentedeprrafopredeter"/>
-    <w:link w:val="Ttulo3"/>
+  <w:style w:type="character" w:customStyle="1" w:styleId="Titre3Car">
+    <w:name w:val="Titre 3 Car"/>
+    <w:basedOn w:val="Policepardfaut"/>
+    <w:link w:val="Titre3"/>
     <w:uiPriority w:val="9"/>
     <w:semiHidden/>
     <w:rsid w:val="00737BC2"/>
@@ -1208,10 +1217,10 @@
       <w:szCs w:val="28"/>
     </w:rPr>
   </w:style>
-  <w:style w:type="character" w:customStyle="1" w:styleId="Ttulo4Car">
-    <w:name w:val="Título 4 Car"/>
-    <w:basedOn w:val="Fuentedeprrafopredeter"/>
-    <w:link w:val="Ttulo4"/>
+  <w:style w:type="character" w:customStyle="1" w:styleId="Titre4Car">
+    <w:name w:val="Titre 4 Car"/>
+    <w:basedOn w:val="Policepardfaut"/>
+    <w:link w:val="Titre4"/>
     <w:uiPriority w:val="9"/>
     <w:semiHidden/>
     <w:rsid w:val="00737BC2"/>
@@ -1222,10 +1231,10 @@
       <w:color w:val="0F4761" w:themeColor="accent1" w:themeShade="BF"/>
     </w:rPr>
   </w:style>
-  <w:style w:type="character" w:customStyle="1" w:styleId="Ttulo5Car">
-    <w:name w:val="Título 5 Car"/>
-    <w:basedOn w:val="Fuentedeprrafopredeter"/>
-    <w:link w:val="Ttulo5"/>
+  <w:style w:type="character" w:customStyle="1" w:styleId="Titre5Car">
+    <w:name w:val="Titre 5 Car"/>
+    <w:basedOn w:val="Policepardfaut"/>
+    <w:link w:val="Titre5"/>
     <w:uiPriority w:val="9"/>
     <w:semiHidden/>
     <w:rsid w:val="00737BC2"/>
@@ -1234,10 +1243,10 @@
       <w:color w:val="0F4761" w:themeColor="accent1" w:themeShade="BF"/>
     </w:rPr>
   </w:style>
-  <w:style w:type="character" w:customStyle="1" w:styleId="Ttulo6Car">
-    <w:name w:val="Título 6 Car"/>
-    <w:basedOn w:val="Fuentedeprrafopredeter"/>
-    <w:link w:val="Ttulo6"/>
+  <w:style w:type="character" w:customStyle="1" w:styleId="Titre6Car">
+    <w:name w:val="Titre 6 Car"/>
+    <w:basedOn w:val="Policepardfaut"/>
+    <w:link w:val="Titre6"/>
     <w:uiPriority w:val="9"/>
     <w:semiHidden/>
     <w:rsid w:val="00737BC2"/>
@@ -1248,10 +1257,10 @@
       <w:color w:val="595959" w:themeColor="text1" w:themeTint="A6"/>
     </w:rPr>
   </w:style>
-  <w:style w:type="character" w:customStyle="1" w:styleId="Ttulo7Car">
-    <w:name w:val="Título 7 Car"/>
-    <w:basedOn w:val="Fuentedeprrafopredeter"/>
-    <w:link w:val="Ttulo7"/>
+  <w:style w:type="character" w:customStyle="1" w:styleId="Titre7Car">
+    <w:name w:val="Titre 7 Car"/>
+    <w:basedOn w:val="Policepardfaut"/>
+    <w:link w:val="Titre7"/>
     <w:uiPriority w:val="9"/>
     <w:semiHidden/>
     <w:rsid w:val="00737BC2"/>
@@ -1260,10 +1269,10 @@
       <w:color w:val="595959" w:themeColor="text1" w:themeTint="A6"/>
     </w:rPr>
   </w:style>
-  <w:style w:type="character" w:customStyle="1" w:styleId="Ttulo8Car">
-    <w:name w:val="Título 8 Car"/>
-    <w:basedOn w:val="Fuentedeprrafopredeter"/>
-    <w:link w:val="Ttulo8"/>
+  <w:style w:type="character" w:customStyle="1" w:styleId="Titre8Car">
+    <w:name w:val="Titre 8 Car"/>
+    <w:basedOn w:val="Policepardfaut"/>
+    <w:link w:val="Titre8"/>
     <w:uiPriority w:val="9"/>
     <w:semiHidden/>
     <w:rsid w:val="00737BC2"/>
@@ -1274,10 +1283,10 @@
       <w:color w:val="272727" w:themeColor="text1" w:themeTint="D8"/>
     </w:rPr>
   </w:style>
-  <w:style w:type="character" w:customStyle="1" w:styleId="Ttulo9Car">
-    <w:name w:val="Título 9 Car"/>
-    <w:basedOn w:val="Fuentedeprrafopredeter"/>
-    <w:link w:val="Ttulo9"/>
+  <w:style w:type="character" w:customStyle="1" w:styleId="Titre9Car">
+    <w:name w:val="Titre 9 Car"/>
+    <w:basedOn w:val="Policepardfaut"/>
+    <w:link w:val="Titre9"/>
     <w:uiPriority w:val="9"/>
     <w:semiHidden/>
     <w:rsid w:val="00737BC2"/>
@@ -1286,11 +1295,11 @@
       <w:color w:val="272727" w:themeColor="text1" w:themeTint="D8"/>
     </w:rPr>
   </w:style>
-  <w:style w:type="paragraph" w:styleId="Ttulo">
+  <w:style w:type="paragraph" w:styleId="Titre">
     <w:name w:val="Title"/>
     <w:basedOn w:val="Normal"/>
     <w:next w:val="Normal"/>
-    <w:link w:val="TtuloCar"/>
+    <w:link w:val="TitreCar"/>
     <w:uiPriority w:val="10"/>
     <w:qFormat/>
     <w:rsid w:val="00737BC2"/>
@@ -1306,10 +1315,10 @@
       <w:szCs w:val="56"/>
     </w:rPr>
   </w:style>
-  <w:style w:type="character" w:customStyle="1" w:styleId="TtuloCar">
-    <w:name w:val="Título Car"/>
-    <w:basedOn w:val="Fuentedeprrafopredeter"/>
-    <w:link w:val="Ttulo"/>
+  <w:style w:type="character" w:customStyle="1" w:styleId="TitreCar">
+    <w:name w:val="Titre Car"/>
+    <w:basedOn w:val="Policepardfaut"/>
+    <w:link w:val="Titre"/>
     <w:uiPriority w:val="10"/>
     <w:rsid w:val="00737BC2"/>
     <w:rPr>
@@ -1320,11 +1329,11 @@
       <w:szCs w:val="56"/>
     </w:rPr>
   </w:style>
-  <w:style w:type="paragraph" w:styleId="Subttulo">
+  <w:style w:type="paragraph" w:styleId="Sous-titre">
     <w:name w:val="Subtitle"/>
     <w:basedOn w:val="Normal"/>
     <w:next w:val="Normal"/>
-    <w:link w:val="SubttuloCar"/>
+    <w:link w:val="Sous-titreCar"/>
     <w:uiPriority w:val="11"/>
     <w:qFormat/>
     <w:rsid w:val="00737BC2"/>
@@ -1341,10 +1350,10 @@
       <w:szCs w:val="28"/>
     </w:rPr>
   </w:style>
-  <w:style w:type="character" w:customStyle="1" w:styleId="SubttuloCar">
-    <w:name w:val="Subtítulo Car"/>
-    <w:basedOn w:val="Fuentedeprrafopredeter"/>
-    <w:link w:val="Subttulo"/>
+  <w:style w:type="character" w:customStyle="1" w:styleId="Sous-titreCar">
+    <w:name w:val="Sous-titre Car"/>
+    <w:basedOn w:val="Policepardfaut"/>
+    <w:link w:val="Sous-titre"/>
     <w:uiPriority w:val="11"/>
     <w:rsid w:val="00737BC2"/>
     <w:rPr>
@@ -1355,11 +1364,11 @@
       <w:szCs w:val="28"/>
     </w:rPr>
   </w:style>
-  <w:style w:type="paragraph" w:styleId="Cita">
+  <w:style w:type="paragraph" w:styleId="Citation">
     <w:name w:val="Quote"/>
     <w:basedOn w:val="Normal"/>
     <w:next w:val="Normal"/>
-    <w:link w:val="CitaCar"/>
+    <w:link w:val="CitationCar"/>
     <w:uiPriority w:val="29"/>
     <w:qFormat/>
     <w:rsid w:val="00737BC2"/>
@@ -1373,10 +1382,10 @@
       <w:color w:val="404040" w:themeColor="text1" w:themeTint="BF"/>
     </w:rPr>
   </w:style>
-  <w:style w:type="character" w:customStyle="1" w:styleId="CitaCar">
-    <w:name w:val="Cita Car"/>
-    <w:basedOn w:val="Fuentedeprrafopredeter"/>
-    <w:link w:val="Cita"/>
+  <w:style w:type="character" w:customStyle="1" w:styleId="CitationCar">
+    <w:name w:val="Citation Car"/>
+    <w:basedOn w:val="Policepardfaut"/>
+    <w:link w:val="Citation"/>
     <w:uiPriority w:val="29"/>
     <w:rsid w:val="00737BC2"/>
     <w:rPr>
@@ -1385,7 +1394,7 @@
       <w:color w:val="404040" w:themeColor="text1" w:themeTint="BF"/>
     </w:rPr>
   </w:style>
-  <w:style w:type="paragraph" w:styleId="Prrafodelista">
+  <w:style w:type="paragraph" w:styleId="Paragraphedeliste">
     <w:name w:val="List Paragraph"/>
     <w:basedOn w:val="Normal"/>
     <w:uiPriority w:val="34"/>
@@ -1396,9 +1405,9 @@
       <w:contextualSpacing/>
     </w:pPr>
   </w:style>
-  <w:style w:type="character" w:styleId="nfasisintenso">
+  <w:style w:type="character" w:styleId="Accentuationintense">
     <w:name w:val="Intense Emphasis"/>
-    <w:basedOn w:val="Fuentedeprrafopredeter"/>
+    <w:basedOn w:val="Policepardfaut"/>
     <w:uiPriority w:val="21"/>
     <w:qFormat/>
     <w:rsid w:val="00737BC2"/>
@@ -1408,11 +1417,11 @@
       <w:color w:val="0F4761" w:themeColor="accent1" w:themeShade="BF"/>
     </w:rPr>
   </w:style>
-  <w:style w:type="paragraph" w:styleId="Citadestacada">
+  <w:style w:type="paragraph" w:styleId="Citationintense">
     <w:name w:val="Intense Quote"/>
     <w:basedOn w:val="Normal"/>
     <w:next w:val="Normal"/>
-    <w:link w:val="CitadestacadaCar"/>
+    <w:link w:val="CitationintenseCar"/>
     <w:uiPriority w:val="30"/>
     <w:qFormat/>
     <w:rsid w:val="00737BC2"/>
@@ -1431,10 +1440,10 @@
       <w:color w:val="0F4761" w:themeColor="accent1" w:themeShade="BF"/>
     </w:rPr>
   </w:style>
-  <w:style w:type="character" w:customStyle="1" w:styleId="CitadestacadaCar">
-    <w:name w:val="Cita destacada Car"/>
-    <w:basedOn w:val="Fuentedeprrafopredeter"/>
-    <w:link w:val="Citadestacada"/>
+  <w:style w:type="character" w:customStyle="1" w:styleId="CitationintenseCar">
+    <w:name w:val="Citation intense Car"/>
+    <w:basedOn w:val="Policepardfaut"/>
+    <w:link w:val="Citationintense"/>
     <w:uiPriority w:val="30"/>
     <w:rsid w:val="00737BC2"/>
     <w:rPr>
@@ -1443,9 +1452,9 @@
       <w:color w:val="0F4761" w:themeColor="accent1" w:themeShade="BF"/>
     </w:rPr>
   </w:style>
-  <w:style w:type="character" w:styleId="Referenciaintensa">
+  <w:style w:type="character" w:styleId="Rfrenceintense">
     <w:name w:val="Intense Reference"/>
-    <w:basedOn w:val="Fuentedeprrafopredeter"/>
+    <w:basedOn w:val="Policepardfaut"/>
     <w:uiPriority w:val="32"/>
     <w:qFormat/>
     <w:rsid w:val="00737BC2"/>
@@ -1457,9 +1466,9 @@
       <w:spacing w:val="5"/>
     </w:rPr>
   </w:style>
-  <w:style w:type="character" w:styleId="Hipervnculo">
+  <w:style w:type="character" w:styleId="Lienhypertexte">
     <w:name w:val="Hyperlink"/>
-    <w:basedOn w:val="Fuentedeprrafopredeter"/>
+    <w:basedOn w:val="Policepardfaut"/>
     <w:uiPriority w:val="99"/>
     <w:unhideWhenUsed/>
     <w:rsid w:val="00737BC2"/>
@@ -1468,9 +1477,9 @@
       <w:u w:val="single"/>
     </w:rPr>
   </w:style>
-  <w:style w:type="character" w:styleId="Mencinsinresolver">
+  <w:style w:type="character" w:styleId="Mentionnonrsolue">
     <w:name w:val="Unresolved Mention"/>
-    <w:basedOn w:val="Fuentedeprrafopredeter"/>
+    <w:basedOn w:val="Policepardfaut"/>
     <w:uiPriority w:val="99"/>
     <w:semiHidden/>
     <w:unhideWhenUsed/>
